--- a/documentation/Self_Driving_Car_MVP_Design_and_Execution_Plan.docx
+++ b/documentation/Self_Driving_Car_MVP_Design_and_Execution_Plan.docx
@@ -19,11 +19,7 @@
         <w:jc w:val="center"/>
       </w:pPr>
       <w:r>
-        <w:rPr>
-          <w:b/>
-          <w:sz w:val="32"/>
-        </w:rPr>
-        <w:t>MVP SYSTEM DESIGN, HUMAN-DRIVEN TRAINING, DQN vs SARSA &amp; 7-DAY EXECUTION PLAN</w:t>
+        <w:t>MVP SYSTEM DESIGN, RAPID DEVELOPMENT, HUMAN TRAINING &amp; DQN vs SARSA</w:t>
       </w:r>
     </w:p>
     <w:p>
@@ -31,10 +27,7 @@
         <w:jc w:val="center"/>
       </w:pPr>
       <w:r>
-        <w:rPr>
-          <w:i/>
-        </w:rPr>
-        <w:t>HighwayEnv + Gymnasium • Python + PyTorch + Streamlit • Two learning vehicles: R and S</w:t>
+        <w:t>HighwayEnv + Gymnasium • Python + PyTorch + Streamlit • R = DQN • S = SARSA</w:t>
       </w:r>
     </w:p>
     <w:tbl>
@@ -1182,7 +1175,13 @@
         <w:pStyle w:val="Heading1"/>
       </w:pPr>
       <w:r>
-        <w:t>13. 7-day build and training plan</w:t>
+        <w:t>13. Rapid development + 7-day human training plan</w:t>
+      </w:r>
+    </w:p>
+    <w:p>
+      <w:pPr/>
+      <w:r>
+        <w:t>Build first, train later: 1) HighwayEnv + state + actions; 2) human keyboard control + recorder; 3) R-DQN + S-SARSA; 4) joint simulation + Streamlit; 5) QA + documentation + GitHub handoff. After this, begin the seven-day human-training plan.</w:t>
       </w:r>
     </w:p>
     <w:tbl>
@@ -1203,6 +1202,10 @@
           </w:tcPr>
           <w:p>
             <w:r>
+              <w:rPr>
+                <w:b/>
+                <w:sz w:val="17"/>
+              </w:rPr>
               <w:t>Day</w:t>
             </w:r>
           </w:p>
@@ -1213,7 +1216,11 @@
           </w:tcPr>
           <w:p>
             <w:r>
-              <w:t>Main work</w:t>
+              <w:rPr>
+                <w:b/>
+                <w:sz w:val="17"/>
+              </w:rPr>
+              <w:t>Human training focus</w:t>
             </w:r>
           </w:p>
         </w:tc>
@@ -1223,7 +1230,11 @@
           </w:tcPr>
           <w:p>
             <w:r>
-              <w:t>Output</w:t>
+              <w:rPr>
+                <w:b/>
+                <w:sz w:val="17"/>
+              </w:rPr>
+              <w:t>Main activity / output</w:t>
             </w:r>
           </w:p>
         </w:tc>
@@ -1235,6 +1246,9 @@
           </w:tcPr>
           <w:p>
             <w:r>
+              <w:rPr>
+                <w:sz w:val="17"/>
+              </w:rPr>
               <w:t>Day 1</w:t>
             </w:r>
           </w:p>
@@ -1245,7 +1259,10 @@
           </w:tcPr>
           <w:p>
             <w:r>
-              <w:t>Simulator + human driving prototype</w:t>
+              <w:rPr>
+                <w:sz w:val="17"/>
+              </w:rPr>
+              <w:t>Baseline driving</w:t>
             </w:r>
           </w:p>
         </w:tc>
@@ -1255,7 +1272,10 @@
           </w:tcPr>
           <w:p>
             <w:r>
-              <w:t>Working highway, R/S visible, one human episode recorded.</w:t>
+              <w:rPr>
+                <w:sz w:val="17"/>
+              </w:rPr>
+              <w:t>10–15 normal-traffic human episodes; create baseline dataset and metrics.</w:t>
             </w:r>
           </w:p>
         </w:tc>
@@ -1267,6 +1287,9 @@
           </w:tcPr>
           <w:p>
             <w:r>
+              <w:rPr>
+                <w:sz w:val="17"/>
+              </w:rPr>
               <w:t>Day 2</w:t>
             </w:r>
           </w:p>
@@ -1277,7 +1300,10 @@
           </w:tcPr>
           <w:p>
             <w:r>
-              <w:t>Human dataset</w:t>
+              <w:rPr>
+                <w:sz w:val="17"/>
+              </w:rPr>
+              <w:t>Following + speed control</w:t>
             </w:r>
           </w:p>
         </w:tc>
@@ -1287,7 +1313,10 @@
           </w:tcPr>
           <w:p>
             <w:r>
-              <w:t>5–10 human episodes, state/action/reward records, replay works.</w:t>
+              <w:rPr>
+                <w:sz w:val="17"/>
+              </w:rPr>
+              <w:t>Collect safe following, braking, slowing and acceleration examples; retrain R and S.</w:t>
             </w:r>
           </w:p>
         </w:tc>
@@ -1299,6 +1328,9 @@
           </w:tcPr>
           <w:p>
             <w:r>
+              <w:rPr>
+                <w:sz w:val="17"/>
+              </w:rPr>
               <w:t>Day 3</w:t>
             </w:r>
           </w:p>
@@ -1309,7 +1341,10 @@
           </w:tcPr>
           <w:p>
             <w:r>
-              <w:t>DQN for R</w:t>
+              <w:rPr>
+                <w:sz w:val="17"/>
+              </w:rPr>
+              <w:t>Lane-change decisions</w:t>
             </w:r>
           </w:p>
         </w:tc>
@@ -1319,7 +1354,10 @@
           </w:tcPr>
           <w:p>
             <w:r>
-              <w:t>Human demonstrations load into replay buffer; R checkpoint saved.</w:t>
+              <w:rPr>
+                <w:sz w:val="17"/>
+              </w:rPr>
+              <w:t>Collect safe blocked-lane and lane-change examples; retrain both.</w:t>
             </w:r>
           </w:p>
         </w:tc>
@@ -1331,6 +1369,9 @@
           </w:tcPr>
           <w:p>
             <w:r>
+              <w:rPr>
+                <w:sz w:val="17"/>
+              </w:rPr>
               <w:t>Day 4</w:t>
             </w:r>
           </w:p>
@@ -1341,7 +1382,10 @@
           </w:tcPr>
           <w:p>
             <w:r>
-              <w:t>SARSA for S</w:t>
+              <w:rPr>
+                <w:sz w:val="17"/>
+              </w:rPr>
+              <w:t>Dense traffic</w:t>
             </w:r>
           </w:p>
         </w:tc>
@@ -1351,7 +1395,10 @@
           </w:tcPr>
           <w:p>
             <w:r>
-              <w:t>Human demonstrations warm-start S; S checkpoint saved.</w:t>
+              <w:rPr>
+                <w:sz w:val="17"/>
+              </w:rPr>
+              <w:t>Collect denser-traffic demonstrations; measure collision rate, survival, speed and lane changes.</w:t>
             </w:r>
           </w:p>
         </w:tc>
@@ -1363,6 +1410,9 @@
           </w:tcPr>
           <w:p>
             <w:r>
+              <w:rPr>
+                <w:sz w:val="17"/>
+              </w:rPr>
               <w:t>Day 5</w:t>
             </w:r>
           </w:p>
@@ -1373,7 +1423,10 @@
           </w:tcPr>
           <w:p>
             <w:r>
-              <w:t>Joint autonomous run</w:t>
+              <w:rPr>
+                <w:sz w:val="17"/>
+              </w:rPr>
+              <w:t>Edge cases + recovery</w:t>
             </w:r>
           </w:p>
         </w:tc>
@@ -1383,7 +1436,10 @@
           </w:tcPr>
           <w:p>
             <w:r>
-              <w:t>R+DQN and S+SARSA act together; comparison logs produced.</w:t>
+              <w:rPr>
+                <w:sz w:val="17"/>
+              </w:rPr>
+              <w:t>Collect difficult but safe situations such as sudden slowdowns and limited lane availability.</w:t>
             </w:r>
           </w:p>
         </w:tc>
@@ -1395,6 +1451,9 @@
           </w:tcPr>
           <w:p>
             <w:r>
+              <w:rPr>
+                <w:sz w:val="17"/>
+              </w:rPr>
               <w:t>Day 6</w:t>
             </w:r>
           </w:p>
@@ -1405,7 +1464,10 @@
           </w:tcPr>
           <w:p>
             <w:r>
-              <w:t>Streamlit</w:t>
+              <w:rPr>
+                <w:sz w:val="17"/>
+              </w:rPr>
+              <w:t>High-quality demonstrations</w:t>
             </w:r>
           </w:p>
         </w:tc>
@@ -1415,7 +1477,10 @@
           </w:tcPr>
           <w:p>
             <w:r>
-              <w:t>Simulation, Human Training, Train &amp; Compare, Analytics and Experiments pages.</w:t>
+              <w:rPr>
+                <w:sz w:val="17"/>
+              </w:rPr>
+              <w:t>Curate the dataset, remove bad/incomplete episodes and run the final candidate training pass.</w:t>
             </w:r>
           </w:p>
         </w:tc>
@@ -1427,6 +1492,9 @@
           </w:tcPr>
           <w:p>
             <w:r>
+              <w:rPr>
+                <w:sz w:val="17"/>
+              </w:rPr>
               <w:t>Day 7</w:t>
             </w:r>
           </w:p>
@@ -1437,7 +1505,10 @@
           </w:tcPr>
           <w:p>
             <w:r>
-              <w:t>Evaluation + GitHub</w:t>
+              <w:rPr>
+                <w:sz w:val="17"/>
+              </w:rPr>
+              <w:t>Final reference + evaluation</w:t>
             </w:r>
           </w:p>
         </w:tc>
@@ -1447,7 +1518,10 @@
           </w:tcPr>
           <w:p>
             <w:r>
-              <w:t>Fixed-seed evaluation, charts, documentation, cleanup and release.</w:t>
+              <w:rPr>
+                <w:sz w:val="17"/>
+              </w:rPr>
+              <w:t>Freeze the dataset; compare random baseline, R-DQN, S-SARSA and human reference using fixed seeds.</w:t>
             </w:r>
           </w:p>
         </w:tc>
@@ -1851,12 +1925,12 @@
     </w:p>
     <w:p>
       <w:r>
-        <w:t>Do not ask the coding agent to build the whole project in one prompt. Build and test one layer at a time: environment → state → human recorder → DQN → SARSA → joint controller → training → Streamlit → analytics → testing → GitHub handoff.</w:t>
+        <w:t>Complete the software before the seven-day cycle. Use five focused build steps: environment/state → human recorder → DQN + SARSA → joint training + Streamlit → QA + GitHub handoff. The seven days that follow are for human-driven training and model refinement, not feature development.</w:t>
       </w:r>
     </w:p>
     <w:p>
       <w:r>
-        <w:t>The companion file `Antigravity_Codegen_Prompts.md` contains the revised prompts. The companion `7-Day_Training_Instructions.md` contains the daily execution checklist.</w:t>
+        <w:t>Use `Antigravity_Codegen_Prompts.md` as the coding handoff. It contains five focused build prompts so the runnable MVP is completed quickly. Then use `7-Day_Training_Instructions.md` for the separate seven-day human-training cycle.</w:t>
       </w:r>
     </w:p>
     <w:p>
@@ -1872,7 +1946,7 @@
         <w:pStyle w:val="ListBullet"/>
       </w:pPr>
       <w:r>
-        <w:t>A person can drive inside the simulator and save demonstrations.</w:t>
+        <w:t>A person can drive inside the simulator and save demonstrations; these demonstrations are the primary training-data source.</w:t>
       </w:r>
     </w:p>
     <w:p>
@@ -1920,7 +1994,7 @@
         <w:pStyle w:val="ListBullet"/>
       </w:pPr>
       <w:r>
-        <w:t>The repository runs from a clean setup and includes documentation.</w:t>
+        <w:t>The repository runs from a clean setup, the coding MVP is complete before training begins, and the seven-day human-training process is documented.</w:t>
       </w:r>
     </w:p>
     <w:p>
